--- a/Knowledge/3-Work knowledge/1-Software Engineering/2-Testing/5-My Source/1-ISTQB Foundation Level/5-Test Management/5-Test Techniques/2-Types of White-Box Techniques/4-Condition Testing.docx
+++ b/Knowledge/3-Work knowledge/1-Software Engineering/2-Testing/5-My Source/1-ISTQB Foundation Level/5-Test Management/5-Test Techniques/2-Types of White-Box Techniques/4-Condition Testing.docx
@@ -32,51 +32,77 @@
       </w:pPr>
       <w:r>
         <w:rPr>
-          <w:b/>
-          <w:shd w:val="clear" w:color="auto" w:fill="B7B7B7"/>
-        </w:rPr>
-        <w:t># Source</w:t>
-      </w:r>
-      <w:r>
-        <w:rPr>
-          <w:shd w:val="clear" w:color="auto" w:fill="B7B7B7"/>
-        </w:rPr>
-        <w:t xml:space="preserve">: </w:t>
-      </w:r>
-      <w:r>
-        <w:rPr>
-          <w:b/>
-          <w:shd w:val="clear" w:color="auto" w:fill="B7B7B7"/>
-        </w:rPr>
-        <w:t xml:space="preserve">Chatgpt </w:t>
-      </w:r>
-      <w:r>
-        <w:rPr>
-          <w:b/>
-          <w:sz w:val="14"/>
-          <w:szCs w:val="14"/>
-          <w:shd w:val="clear" w:color="auto" w:fill="B7B7B7"/>
-        </w:rPr>
-        <w:t>(GPT</w:t>
-      </w:r>
-      <w:r>
-        <w:rPr>
-          <w:rFonts w:ascii="Cambria Math" w:hAnsi="Cambria Math" w:cs="Cambria Math"/>
-          <w:b/>
-          <w:sz w:val="14"/>
-          <w:szCs w:val="14"/>
-          <w:shd w:val="clear" w:color="auto" w:fill="B7B7B7"/>
+          <w:rFonts w:ascii="Arial" w:eastAsia="Arial" w:hAnsi="Arial" w:cs="Arial"/>
+          <w:b/>
+          <w:color w:val="000000"/>
+          <w:sz w:val="18"/>
+          <w:highlight w:val="lightGray"/>
+        </w:rPr>
+        <w:t># Source: AI Source: Provided by: [Data Path</w:t>
+      </w:r>
+      <w:r>
+        <w:rPr>
+          <w:rFonts w:ascii="Arial" w:eastAsia="Arial" w:hAnsi="Arial" w:cs="Arial"/>
+          <w:color w:val="000000"/>
+          <w:sz w:val="18"/>
+          <w:highlight w:val="lightGray"/>
+        </w:rPr>
+        <w:t xml:space="preserve">: Persons Table -&gt; ID Column: 1, Name_En Column: Motasem Essam] -&gt; </w:t>
+      </w:r>
+      <w:r>
+        <w:rPr>
+          <w:rFonts w:ascii="Arial" w:eastAsia="Arial" w:hAnsi="Arial" w:cs="Arial"/>
+          <w:b/>
+          <w:color w:val="000000"/>
+          <w:sz w:val="18"/>
+          <w:highlight w:val="lightGray"/>
+        </w:rPr>
+        <w:t>From:</w:t>
+      </w:r>
+      <w:r>
+        <w:rPr>
+          <w:rFonts w:ascii="Arial" w:eastAsia="Arial" w:hAnsi="Arial" w:cs="Arial"/>
+          <w:color w:val="000000"/>
+          <w:sz w:val="18"/>
+          <w:highlight w:val="lightGray"/>
+        </w:rPr>
+        <w:t xml:space="preserve"> [Chatgpt (GPT</w:t>
+      </w:r>
+      <w:r>
+        <w:rPr>
+          <w:rFonts w:ascii="Arial" w:eastAsia="Arial" w:hAnsi="Arial" w:cs="Cambria Math"/>
+          <w:color w:val="000000"/>
+          <w:sz w:val="18"/>
+          <w:highlight w:val="lightGray"/>
         </w:rPr>
         <w:t>‑</w:t>
       </w:r>
       <w:r>
         <w:rPr>
-          <w:b/>
-          <w:sz w:val="14"/>
-          <w:szCs w:val="14"/>
-          <w:shd w:val="clear" w:color="auto" w:fill="B7B7B7"/>
-        </w:rPr>
-        <w:t>5 Mini) at [8/16/2025]</w:t>
+          <w:rFonts w:ascii="Arial" w:eastAsia="Arial" w:hAnsi="Arial" w:cs="Arial"/>
+          <w:color w:val="000000"/>
+          <w:sz w:val="18"/>
+          <w:highlight w:val="lightGray"/>
+        </w:rPr>
+        <w:t xml:space="preserve">5 Mini)] </w:t>
+      </w:r>
+      <w:r>
+        <w:rPr>
+          <w:rFonts w:ascii="Arial" w:eastAsia="Arial" w:hAnsi="Arial" w:cs="Arial"/>
+          <w:b/>
+          <w:color w:val="000000"/>
+          <w:sz w:val="18"/>
+          <w:highlight w:val="lightGray"/>
+        </w:rPr>
+        <w:t>on</w:t>
+      </w:r>
+      <w:r>
+        <w:rPr>
+          <w:rFonts w:ascii="Arial" w:eastAsia="Arial" w:hAnsi="Arial"/>
+          <w:sz w:val="18"/>
+          <w:highlight w:val="lightGray"/>
+        </w:rPr>
+        <w:t xml:space="preserve"> [8/16/2025]</w:t>
       </w:r>
     </w:p>
     <w:p>
@@ -219,7 +245,7 @@
     </w:p>
     <w:p>
       <w:r>
-        <w:pict w14:anchorId="14AF47C2">
+        <w:pict w14:anchorId="5A25CE27">
           <v:rect id="_x0000_i1025" style="width:0;height:1.5pt" o:hralign="center" o:hrstd="t" o:hr="t" fillcolor="#a0a0a0" stroked="f"/>
         </w:pict>
       </w:r>
@@ -247,51 +273,77 @@
       </w:pPr>
       <w:r>
         <w:rPr>
-          <w:b/>
-          <w:shd w:val="clear" w:color="auto" w:fill="B7B7B7"/>
-        </w:rPr>
-        <w:t># Source</w:t>
-      </w:r>
-      <w:r>
-        <w:rPr>
-          <w:shd w:val="clear" w:color="auto" w:fill="B7B7B7"/>
-        </w:rPr>
-        <w:t xml:space="preserve">: </w:t>
-      </w:r>
-      <w:r>
-        <w:rPr>
-          <w:b/>
-          <w:shd w:val="clear" w:color="auto" w:fill="B7B7B7"/>
-        </w:rPr>
-        <w:t xml:space="preserve">Chatgpt </w:t>
-      </w:r>
-      <w:r>
-        <w:rPr>
-          <w:b/>
-          <w:sz w:val="14"/>
-          <w:szCs w:val="14"/>
-          <w:shd w:val="clear" w:color="auto" w:fill="B7B7B7"/>
-        </w:rPr>
-        <w:t>(GPT</w:t>
-      </w:r>
-      <w:r>
-        <w:rPr>
-          <w:rFonts w:ascii="Cambria Math" w:hAnsi="Cambria Math" w:cs="Cambria Math"/>
-          <w:b/>
-          <w:sz w:val="14"/>
-          <w:szCs w:val="14"/>
-          <w:shd w:val="clear" w:color="auto" w:fill="B7B7B7"/>
+          <w:rFonts w:ascii="Arial" w:eastAsia="Arial" w:hAnsi="Arial" w:cs="Arial"/>
+          <w:b/>
+          <w:color w:val="000000"/>
+          <w:sz w:val="18"/>
+          <w:highlight w:val="lightGray"/>
+        </w:rPr>
+        <w:t># Source: AI Source: Provided by: [Data Path</w:t>
+      </w:r>
+      <w:r>
+        <w:rPr>
+          <w:rFonts w:ascii="Arial" w:eastAsia="Arial" w:hAnsi="Arial" w:cs="Arial"/>
+          <w:color w:val="000000"/>
+          <w:sz w:val="18"/>
+          <w:highlight w:val="lightGray"/>
+        </w:rPr>
+        <w:t xml:space="preserve">: Persons Table -&gt; ID Column: 1, Name_En Column: Motasem Essam] -&gt; </w:t>
+      </w:r>
+      <w:r>
+        <w:rPr>
+          <w:rFonts w:ascii="Arial" w:eastAsia="Arial" w:hAnsi="Arial" w:cs="Arial"/>
+          <w:b/>
+          <w:color w:val="000000"/>
+          <w:sz w:val="18"/>
+          <w:highlight w:val="lightGray"/>
+        </w:rPr>
+        <w:t>From:</w:t>
+      </w:r>
+      <w:r>
+        <w:rPr>
+          <w:rFonts w:ascii="Arial" w:eastAsia="Arial" w:hAnsi="Arial" w:cs="Arial"/>
+          <w:color w:val="000000"/>
+          <w:sz w:val="18"/>
+          <w:highlight w:val="lightGray"/>
+        </w:rPr>
+        <w:t xml:space="preserve"> [Chatgpt (GPT</w:t>
+      </w:r>
+      <w:r>
+        <w:rPr>
+          <w:rFonts w:ascii="Arial" w:eastAsia="Arial" w:hAnsi="Arial" w:cs="Cambria Math"/>
+          <w:color w:val="000000"/>
+          <w:sz w:val="18"/>
+          <w:highlight w:val="lightGray"/>
         </w:rPr>
         <w:t>‑</w:t>
       </w:r>
       <w:r>
         <w:rPr>
-          <w:b/>
-          <w:sz w:val="14"/>
-          <w:szCs w:val="14"/>
-          <w:shd w:val="clear" w:color="auto" w:fill="B7B7B7"/>
-        </w:rPr>
-        <w:t>5 Mini) at [8/16/2025]</w:t>
+          <w:rFonts w:ascii="Arial" w:eastAsia="Arial" w:hAnsi="Arial" w:cs="Arial"/>
+          <w:color w:val="000000"/>
+          <w:sz w:val="18"/>
+          <w:highlight w:val="lightGray"/>
+        </w:rPr>
+        <w:t xml:space="preserve">5 Mini)] </w:t>
+      </w:r>
+      <w:r>
+        <w:rPr>
+          <w:rFonts w:ascii="Arial" w:eastAsia="Arial" w:hAnsi="Arial" w:cs="Arial"/>
+          <w:b/>
+          <w:color w:val="000000"/>
+          <w:sz w:val="18"/>
+          <w:highlight w:val="lightGray"/>
+        </w:rPr>
+        <w:t>on</w:t>
+      </w:r>
+      <w:r>
+        <w:rPr>
+          <w:rFonts w:ascii="Arial" w:eastAsia="Arial" w:hAnsi="Arial"/>
+          <w:sz w:val="18"/>
+          <w:highlight w:val="lightGray"/>
+        </w:rPr>
+        <w:t xml:space="preserve"> [8/16/2025]</w:t>
       </w:r>
     </w:p>
     <w:p>
@@ -300,7 +352,7 @@
           <w:noProof/>
         </w:rPr>
         <w:drawing>
-          <wp:inline distT="114300" distB="114300" distL="114300" distR="114300" wp14:anchorId="67776E27" wp14:editId="6BC9C2AE">
+          <wp:inline distT="114300" distB="114300" distL="114300" distR="114300" wp14:anchorId="009FD811" wp14:editId="0F30AE70">
             <wp:extent cx="5943600" cy="901700"/>
             <wp:effectExtent l="0" t="0" r="0" b="0"/>
             <wp:docPr id="1" name="image2.png"/>
@@ -375,7 +427,7 @@
           <w:ilvl w:val="0"/>
           <w:numId w:val="2"/>
         </w:numPr>
-        <w:spacing w:before="240"/>
+        <w:spacing w:before="240" w:after="0" w:line="276" w:lineRule="auto"/>
       </w:pPr>
       <w:r>
         <w:rPr>
@@ -409,6 +461,7 @@
           <w:ilvl w:val="1"/>
           <w:numId w:val="2"/>
         </w:numPr>
+        <w:spacing w:after="0" w:line="276" w:lineRule="auto"/>
         <w:rPr>
           <w:rFonts w:ascii="Roboto Mono" w:eastAsia="Roboto Mono" w:hAnsi="Roboto Mono" w:cs="Roboto Mono"/>
         </w:rPr>
@@ -434,7 +487,7 @@
           <w:ilvl w:val="1"/>
           <w:numId w:val="2"/>
         </w:numPr>
-        <w:spacing w:after="240"/>
+        <w:spacing w:after="240" w:line="276" w:lineRule="auto"/>
         <w:rPr>
           <w:rFonts w:ascii="Roboto Mono" w:eastAsia="Roboto Mono" w:hAnsi="Roboto Mono" w:cs="Roboto Mono"/>
         </w:rPr>
@@ -487,7 +540,7 @@
           <w:ilvl w:val="0"/>
           <w:numId w:val="5"/>
         </w:numPr>
-        <w:spacing w:before="240"/>
+        <w:spacing w:before="240" w:after="0" w:line="276" w:lineRule="auto"/>
       </w:pPr>
       <w:r>
         <w:rPr>
@@ -521,13 +574,12 @@
           <w:ilvl w:val="0"/>
           <w:numId w:val="5"/>
         </w:numPr>
-        <w:spacing w:after="240"/>
-      </w:pPr>
-      <w:r>
-        <w:rPr>
-          <w:rFonts w:ascii="Roboto Mono" w:eastAsia="Roboto Mono" w:hAnsi="Roboto Mono" w:cs="Roboto Mono"/>
-        </w:rPr>
-        <w:lastRenderedPageBreak/>
+        <w:spacing w:after="240" w:line="276" w:lineRule="auto"/>
+      </w:pPr>
+      <w:r>
+        <w:rPr>
+          <w:rFonts w:ascii="Roboto Mono" w:eastAsia="Roboto Mono" w:hAnsi="Roboto Mono" w:cs="Roboto Mono"/>
+        </w:rPr>
         <w:t xml:space="preserve">Case B: </w:t>
       </w:r>
       <w:r>
@@ -596,7 +648,7 @@
           <w:ilvl w:val="0"/>
           <w:numId w:val="6"/>
         </w:numPr>
-        <w:spacing w:before="240"/>
+        <w:spacing w:before="240" w:after="0" w:line="276" w:lineRule="auto"/>
       </w:pPr>
       <w:r>
         <w:rPr>
@@ -650,7 +702,7 @@
           <w:ilvl w:val="0"/>
           <w:numId w:val="6"/>
         </w:numPr>
-        <w:spacing w:after="240"/>
+        <w:spacing w:after="240" w:line="276" w:lineRule="auto"/>
       </w:pPr>
       <w:r>
         <w:rPr>
@@ -714,7 +766,7 @@
     </w:p>
     <w:p>
       <w:r>
-        <w:pict w14:anchorId="23609F44">
+        <w:pict w14:anchorId="7762848F">
           <v:rect id="_x0000_i1026" style="width:0;height:1.5pt" o:hralign="center" o:hrstd="t" o:hr="t" fillcolor="#a0a0a0" stroked="f"/>
         </w:pict>
       </w:r>
@@ -742,51 +794,77 @@
       </w:pPr>
       <w:r>
         <w:rPr>
-          <w:b/>
-          <w:shd w:val="clear" w:color="auto" w:fill="B7B7B7"/>
-        </w:rPr>
-        <w:t># Source</w:t>
-      </w:r>
-      <w:r>
-        <w:rPr>
-          <w:shd w:val="clear" w:color="auto" w:fill="B7B7B7"/>
-        </w:rPr>
-        <w:t xml:space="preserve">: </w:t>
-      </w:r>
-      <w:r>
-        <w:rPr>
-          <w:b/>
-          <w:shd w:val="clear" w:color="auto" w:fill="B7B7B7"/>
-        </w:rPr>
-        <w:t xml:space="preserve">Chatgpt </w:t>
-      </w:r>
-      <w:r>
-        <w:rPr>
-          <w:b/>
-          <w:sz w:val="14"/>
-          <w:szCs w:val="14"/>
-          <w:shd w:val="clear" w:color="auto" w:fill="B7B7B7"/>
-        </w:rPr>
-        <w:t>(GPT</w:t>
-      </w:r>
-      <w:r>
-        <w:rPr>
-          <w:rFonts w:ascii="Cambria Math" w:hAnsi="Cambria Math" w:cs="Cambria Math"/>
-          <w:b/>
-          <w:sz w:val="14"/>
-          <w:szCs w:val="14"/>
-          <w:shd w:val="clear" w:color="auto" w:fill="B7B7B7"/>
+          <w:rFonts w:ascii="Arial" w:eastAsia="Arial" w:hAnsi="Arial" w:cs="Arial"/>
+          <w:b/>
+          <w:color w:val="000000"/>
+          <w:sz w:val="18"/>
+          <w:highlight w:val="lightGray"/>
+        </w:rPr>
+        <w:t># Source: AI Source: Provided by: [Data Path</w:t>
+      </w:r>
+      <w:r>
+        <w:rPr>
+          <w:rFonts w:ascii="Arial" w:eastAsia="Arial" w:hAnsi="Arial" w:cs="Arial"/>
+          <w:color w:val="000000"/>
+          <w:sz w:val="18"/>
+          <w:highlight w:val="lightGray"/>
+        </w:rPr>
+        <w:t xml:space="preserve">: Persons Table -&gt; ID Column: 1, Name_En Column: Motasem Essam] -&gt; </w:t>
+      </w:r>
+      <w:r>
+        <w:rPr>
+          <w:rFonts w:ascii="Arial" w:eastAsia="Arial" w:hAnsi="Arial" w:cs="Arial"/>
+          <w:b/>
+          <w:color w:val="000000"/>
+          <w:sz w:val="18"/>
+          <w:highlight w:val="lightGray"/>
+        </w:rPr>
+        <w:t>From:</w:t>
+      </w:r>
+      <w:r>
+        <w:rPr>
+          <w:rFonts w:ascii="Arial" w:eastAsia="Arial" w:hAnsi="Arial" w:cs="Arial"/>
+          <w:color w:val="000000"/>
+          <w:sz w:val="18"/>
+          <w:highlight w:val="lightGray"/>
+        </w:rPr>
+        <w:t xml:space="preserve"> [Chatgpt (GPT</w:t>
+      </w:r>
+      <w:r>
+        <w:rPr>
+          <w:rFonts w:ascii="Arial" w:eastAsia="Arial" w:hAnsi="Arial" w:cs="Cambria Math"/>
+          <w:color w:val="000000"/>
+          <w:sz w:val="18"/>
+          <w:highlight w:val="lightGray"/>
         </w:rPr>
         <w:t>‑</w:t>
       </w:r>
       <w:r>
         <w:rPr>
-          <w:b/>
-          <w:sz w:val="14"/>
-          <w:szCs w:val="14"/>
-          <w:shd w:val="clear" w:color="auto" w:fill="B7B7B7"/>
-        </w:rPr>
-        <w:t>5 Mini) at [8/16/2025]</w:t>
+          <w:rFonts w:ascii="Arial" w:eastAsia="Arial" w:hAnsi="Arial" w:cs="Arial"/>
+          <w:color w:val="000000"/>
+          <w:sz w:val="18"/>
+          <w:highlight w:val="lightGray"/>
+        </w:rPr>
+        <w:t xml:space="preserve">5 Mini)] </w:t>
+      </w:r>
+      <w:r>
+        <w:rPr>
+          <w:rFonts w:ascii="Arial" w:eastAsia="Arial" w:hAnsi="Arial" w:cs="Arial"/>
+          <w:b/>
+          <w:color w:val="000000"/>
+          <w:sz w:val="18"/>
+          <w:highlight w:val="lightGray"/>
+        </w:rPr>
+        <w:t>on</w:t>
+      </w:r>
+      <w:r>
+        <w:rPr>
+          <w:rFonts w:ascii="Arial" w:eastAsia="Arial" w:hAnsi="Arial"/>
+          <w:sz w:val="18"/>
+          <w:highlight w:val="lightGray"/>
+        </w:rPr>
+        <w:t xml:space="preserve"> [8/16/2025]</w:t>
       </w:r>
     </w:p>
     <w:p>
@@ -795,7 +873,7 @@
           <w:noProof/>
         </w:rPr>
         <w:drawing>
-          <wp:inline distT="114300" distB="114300" distL="114300" distR="114300" wp14:anchorId="363E785C" wp14:editId="159C31AC">
+          <wp:inline distT="114300" distB="114300" distL="114300" distR="114300" wp14:anchorId="59A0C33F" wp14:editId="076F34F3">
             <wp:extent cx="5943600" cy="520700"/>
             <wp:effectExtent l="0" t="0" r="0" b="0"/>
             <wp:docPr id="2" name="image1.png"/>
@@ -839,7 +917,7 @@
         <w:t>Condition Coverage (%)=Number of condition outcomes executedTotal number of condition outcomes×100\text{Condition Coverage (\%)} = \frac{\text{Number of condition outcomes executed}}{\text{Total number of condition outcomes}} \times 100</w:t>
       </w:r>
       <w:r>
-        <w:pict w14:anchorId="4CCAB99C">
+        <w:pict w14:anchorId="19844C5A">
           <v:rect id="_x0000_i1027" style="width:0;height:1.5pt" o:hralign="center" o:hrstd="t" o:hr="t" fillcolor="#a0a0a0" stroked="f"/>
         </w:pict>
       </w:r>
@@ -870,51 +948,77 @@
       </w:pPr>
       <w:r>
         <w:rPr>
-          <w:b/>
-          <w:shd w:val="clear" w:color="auto" w:fill="B7B7B7"/>
-        </w:rPr>
-        <w:t># Source</w:t>
-      </w:r>
-      <w:r>
-        <w:rPr>
-          <w:shd w:val="clear" w:color="auto" w:fill="B7B7B7"/>
-        </w:rPr>
-        <w:t xml:space="preserve">: </w:t>
-      </w:r>
-      <w:r>
-        <w:rPr>
-          <w:b/>
-          <w:shd w:val="clear" w:color="auto" w:fill="B7B7B7"/>
-        </w:rPr>
-        <w:t xml:space="preserve">Chatgpt </w:t>
-      </w:r>
-      <w:r>
-        <w:rPr>
-          <w:b/>
-          <w:sz w:val="14"/>
-          <w:szCs w:val="14"/>
-          <w:shd w:val="clear" w:color="auto" w:fill="B7B7B7"/>
-        </w:rPr>
-        <w:t>(GPT</w:t>
-      </w:r>
-      <w:r>
-        <w:rPr>
-          <w:rFonts w:ascii="Cambria Math" w:hAnsi="Cambria Math" w:cs="Cambria Math"/>
-          <w:b/>
-          <w:sz w:val="14"/>
-          <w:szCs w:val="14"/>
-          <w:shd w:val="clear" w:color="auto" w:fill="B7B7B7"/>
+          <w:rFonts w:ascii="Arial" w:eastAsia="Arial" w:hAnsi="Arial" w:cs="Arial"/>
+          <w:b/>
+          <w:color w:val="000000"/>
+          <w:sz w:val="18"/>
+          <w:highlight w:val="lightGray"/>
+        </w:rPr>
+        <w:t># Source: AI Source: Provided by: [Data Path</w:t>
+      </w:r>
+      <w:r>
+        <w:rPr>
+          <w:rFonts w:ascii="Arial" w:eastAsia="Arial" w:hAnsi="Arial" w:cs="Arial"/>
+          <w:color w:val="000000"/>
+          <w:sz w:val="18"/>
+          <w:highlight w:val="lightGray"/>
+        </w:rPr>
+        <w:t xml:space="preserve">: Persons Table -&gt; ID Column: 1, Name_En Column: Motasem Essam] -&gt; </w:t>
+      </w:r>
+      <w:r>
+        <w:rPr>
+          <w:rFonts w:ascii="Arial" w:eastAsia="Arial" w:hAnsi="Arial" w:cs="Arial"/>
+          <w:b/>
+          <w:color w:val="000000"/>
+          <w:sz w:val="18"/>
+          <w:highlight w:val="lightGray"/>
+        </w:rPr>
+        <w:t>From:</w:t>
+      </w:r>
+      <w:r>
+        <w:rPr>
+          <w:rFonts w:ascii="Arial" w:eastAsia="Arial" w:hAnsi="Arial" w:cs="Arial"/>
+          <w:color w:val="000000"/>
+          <w:sz w:val="18"/>
+          <w:highlight w:val="lightGray"/>
+        </w:rPr>
+        <w:t xml:space="preserve"> [Chatgpt (GPT</w:t>
+      </w:r>
+      <w:r>
+        <w:rPr>
+          <w:rFonts w:ascii="Arial" w:eastAsia="Arial" w:hAnsi="Arial" w:cs="Cambria Math"/>
+          <w:color w:val="000000"/>
+          <w:sz w:val="18"/>
+          <w:highlight w:val="lightGray"/>
         </w:rPr>
         <w:t>‑</w:t>
       </w:r>
       <w:r>
         <w:rPr>
-          <w:b/>
-          <w:sz w:val="14"/>
-          <w:szCs w:val="14"/>
-          <w:shd w:val="clear" w:color="auto" w:fill="B7B7B7"/>
-        </w:rPr>
-        <w:t>5 Mini) at [8/16/2025]</w:t>
+          <w:rFonts w:ascii="Arial" w:eastAsia="Arial" w:hAnsi="Arial" w:cs="Arial"/>
+          <w:color w:val="000000"/>
+          <w:sz w:val="18"/>
+          <w:highlight w:val="lightGray"/>
+        </w:rPr>
+        <w:t xml:space="preserve">5 Mini)] </w:t>
+      </w:r>
+      <w:r>
+        <w:rPr>
+          <w:rFonts w:ascii="Arial" w:eastAsia="Arial" w:hAnsi="Arial" w:cs="Arial"/>
+          <w:b/>
+          <w:color w:val="000000"/>
+          <w:sz w:val="18"/>
+          <w:highlight w:val="lightGray"/>
+        </w:rPr>
+        <w:t>on</w:t>
+      </w:r>
+      <w:r>
+        <w:rPr>
+          <w:rFonts w:ascii="Arial" w:eastAsia="Arial" w:hAnsi="Arial"/>
+          <w:sz w:val="18"/>
+          <w:highlight w:val="lightGray"/>
+        </w:rPr>
+        <w:t xml:space="preserve"> [8/16/2025]</w:t>
       </w:r>
     </w:p>
     <w:p>
@@ -923,7 +1027,7 @@
           <w:ilvl w:val="0"/>
           <w:numId w:val="3"/>
         </w:numPr>
-        <w:spacing w:before="240"/>
+        <w:spacing w:before="240" w:after="0" w:line="276" w:lineRule="auto"/>
       </w:pPr>
       <w:r>
         <w:rPr>
@@ -964,7 +1068,7 @@
           <w:ilvl w:val="0"/>
           <w:numId w:val="3"/>
         </w:numPr>
-        <w:spacing w:after="240"/>
+        <w:spacing w:after="240" w:line="276" w:lineRule="auto"/>
       </w:pPr>
       <w:r>
         <w:rPr>
@@ -1013,7 +1117,7 @@
           <w:ilvl w:val="0"/>
           <w:numId w:val="4"/>
         </w:numPr>
-        <w:spacing w:before="240"/>
+        <w:spacing w:before="240" w:after="0" w:line="276" w:lineRule="auto"/>
       </w:pPr>
       <w:r>
         <w:t>Test cases:</w:t>
@@ -1028,6 +1132,7 @@
           <w:ilvl w:val="1"/>
           <w:numId w:val="4"/>
         </w:numPr>
+        <w:spacing w:after="0" w:line="276" w:lineRule="auto"/>
       </w:pPr>
       <w:r>
         <w:rPr>
@@ -1055,7 +1160,7 @@
           <w:ilvl w:val="1"/>
           <w:numId w:val="4"/>
         </w:numPr>
-        <w:spacing w:after="240"/>
+        <w:spacing w:after="240" w:line="276" w:lineRule="auto"/>
       </w:pPr>
       <w:r>
         <w:rPr>
@@ -1128,7 +1233,7 @@
     </w:p>
     <w:p>
       <w:r>
-        <w:pict w14:anchorId="183F8192">
+        <w:pict w14:anchorId="0371C97A">
           <v:rect id="_x0000_i1028" style="width:0;height:1.5pt" o:hralign="center" o:hrstd="t" o:hr="t" fillcolor="#a0a0a0" stroked="f"/>
         </w:pict>
       </w:r>
@@ -1152,51 +1257,77 @@
       </w:pPr>
       <w:r>
         <w:rPr>
-          <w:b/>
-          <w:shd w:val="clear" w:color="auto" w:fill="B7B7B7"/>
-        </w:rPr>
-        <w:t># Source</w:t>
-      </w:r>
-      <w:r>
-        <w:rPr>
-          <w:shd w:val="clear" w:color="auto" w:fill="B7B7B7"/>
-        </w:rPr>
-        <w:t xml:space="preserve">: </w:t>
-      </w:r>
-      <w:r>
-        <w:rPr>
-          <w:b/>
-          <w:shd w:val="clear" w:color="auto" w:fill="B7B7B7"/>
-        </w:rPr>
-        <w:t xml:space="preserve">Chatgpt </w:t>
-      </w:r>
-      <w:r>
-        <w:rPr>
-          <w:b/>
-          <w:sz w:val="14"/>
-          <w:szCs w:val="14"/>
-          <w:shd w:val="clear" w:color="auto" w:fill="B7B7B7"/>
-        </w:rPr>
-        <w:t>(GPT</w:t>
-      </w:r>
-      <w:r>
-        <w:rPr>
-          <w:rFonts w:ascii="Cambria Math" w:hAnsi="Cambria Math" w:cs="Cambria Math"/>
-          <w:b/>
-          <w:sz w:val="14"/>
-          <w:szCs w:val="14"/>
-          <w:shd w:val="clear" w:color="auto" w:fill="B7B7B7"/>
+          <w:rFonts w:ascii="Arial" w:eastAsia="Arial" w:hAnsi="Arial" w:cs="Arial"/>
+          <w:b/>
+          <w:color w:val="000000"/>
+          <w:sz w:val="18"/>
+          <w:highlight w:val="lightGray"/>
+        </w:rPr>
+        <w:t># Source: AI Source: Provided by: [Data Path</w:t>
+      </w:r>
+      <w:r>
+        <w:rPr>
+          <w:rFonts w:ascii="Arial" w:eastAsia="Arial" w:hAnsi="Arial" w:cs="Arial"/>
+          <w:color w:val="000000"/>
+          <w:sz w:val="18"/>
+          <w:highlight w:val="lightGray"/>
+        </w:rPr>
+        <w:t xml:space="preserve">: Persons Table -&gt; ID Column: 1, Name_En Column: Motasem Essam] -&gt; </w:t>
+      </w:r>
+      <w:r>
+        <w:rPr>
+          <w:rFonts w:ascii="Arial" w:eastAsia="Arial" w:hAnsi="Arial" w:cs="Arial"/>
+          <w:b/>
+          <w:color w:val="000000"/>
+          <w:sz w:val="18"/>
+          <w:highlight w:val="lightGray"/>
+        </w:rPr>
+        <w:t>From:</w:t>
+      </w:r>
+      <w:r>
+        <w:rPr>
+          <w:rFonts w:ascii="Arial" w:eastAsia="Arial" w:hAnsi="Arial" w:cs="Arial"/>
+          <w:color w:val="000000"/>
+          <w:sz w:val="18"/>
+          <w:highlight w:val="lightGray"/>
+        </w:rPr>
+        <w:t xml:space="preserve"> [Chatgpt (GPT</w:t>
+      </w:r>
+      <w:r>
+        <w:rPr>
+          <w:rFonts w:ascii="Arial" w:eastAsia="Arial" w:hAnsi="Arial" w:cs="Cambria Math"/>
+          <w:color w:val="000000"/>
+          <w:sz w:val="18"/>
+          <w:highlight w:val="lightGray"/>
         </w:rPr>
         <w:t>‑</w:t>
       </w:r>
       <w:r>
         <w:rPr>
-          <w:b/>
-          <w:sz w:val="14"/>
-          <w:szCs w:val="14"/>
-          <w:shd w:val="clear" w:color="auto" w:fill="B7B7B7"/>
-        </w:rPr>
-        <w:t>5 Mini) at [8/16/2025]</w:t>
+          <w:rFonts w:ascii="Arial" w:eastAsia="Arial" w:hAnsi="Arial" w:cs="Arial"/>
+          <w:color w:val="000000"/>
+          <w:sz w:val="18"/>
+          <w:highlight w:val="lightGray"/>
+        </w:rPr>
+        <w:t xml:space="preserve">5 Mini)] </w:t>
+      </w:r>
+      <w:r>
+        <w:rPr>
+          <w:rFonts w:ascii="Arial" w:eastAsia="Arial" w:hAnsi="Arial" w:cs="Arial"/>
+          <w:b/>
+          <w:color w:val="000000"/>
+          <w:sz w:val="18"/>
+          <w:highlight w:val="lightGray"/>
+        </w:rPr>
+        <w:t>on</w:t>
+      </w:r>
+      <w:r>
+        <w:rPr>
+          <w:rFonts w:ascii="Arial" w:eastAsia="Arial" w:hAnsi="Arial"/>
+          <w:sz w:val="18"/>
+          <w:highlight w:val="lightGray"/>
+        </w:rPr>
+        <w:t xml:space="preserve"> [8/16/2025]</w:t>
       </w:r>
     </w:p>
     <w:p>
@@ -1205,7 +1336,7 @@
           <w:ilvl w:val="0"/>
           <w:numId w:val="1"/>
         </w:numPr>
-        <w:spacing w:before="240"/>
+        <w:spacing w:before="240" w:after="0" w:line="276" w:lineRule="auto"/>
       </w:pPr>
       <w:r>
         <w:rPr>
@@ -1239,7 +1370,7 @@
           <w:ilvl w:val="0"/>
           <w:numId w:val="1"/>
         </w:numPr>
-        <w:spacing w:after="240"/>
+        <w:spacing w:after="240" w:line="276" w:lineRule="auto"/>
         <w:rPr>
           <w:rFonts w:ascii="Roboto Mono" w:eastAsia="Roboto Mono" w:hAnsi="Roboto Mono" w:cs="Roboto Mono"/>
         </w:rPr>
@@ -1276,51 +1407,77 @@
       </w:pPr>
       <w:r>
         <w:rPr>
-          <w:b/>
-          <w:shd w:val="clear" w:color="auto" w:fill="B7B7B7"/>
-        </w:rPr>
-        <w:t># Source</w:t>
-      </w:r>
-      <w:r>
-        <w:rPr>
-          <w:shd w:val="clear" w:color="auto" w:fill="B7B7B7"/>
-        </w:rPr>
-        <w:t xml:space="preserve">: </w:t>
-      </w:r>
-      <w:r>
-        <w:rPr>
-          <w:b/>
-          <w:shd w:val="clear" w:color="auto" w:fill="B7B7B7"/>
-        </w:rPr>
-        <w:t xml:space="preserve">Chatgpt </w:t>
-      </w:r>
-      <w:r>
-        <w:rPr>
-          <w:b/>
-          <w:sz w:val="14"/>
-          <w:szCs w:val="14"/>
-          <w:shd w:val="clear" w:color="auto" w:fill="B7B7B7"/>
-        </w:rPr>
-        <w:t>(GPT</w:t>
-      </w:r>
-      <w:r>
-        <w:rPr>
-          <w:rFonts w:ascii="Cambria Math" w:hAnsi="Cambria Math" w:cs="Cambria Math"/>
-          <w:b/>
-          <w:sz w:val="14"/>
-          <w:szCs w:val="14"/>
-          <w:shd w:val="clear" w:color="auto" w:fill="B7B7B7"/>
+          <w:rFonts w:ascii="Arial" w:eastAsia="Arial" w:hAnsi="Arial" w:cs="Arial"/>
+          <w:b/>
+          <w:color w:val="000000"/>
+          <w:sz w:val="18"/>
+          <w:highlight w:val="lightGray"/>
+        </w:rPr>
+        <w:t># Source: AI Source: Provided by: [Data Path</w:t>
+      </w:r>
+      <w:r>
+        <w:rPr>
+          <w:rFonts w:ascii="Arial" w:eastAsia="Arial" w:hAnsi="Arial" w:cs="Arial"/>
+          <w:color w:val="000000"/>
+          <w:sz w:val="18"/>
+          <w:highlight w:val="lightGray"/>
+        </w:rPr>
+        <w:t xml:space="preserve">: Persons Table -&gt; ID Column: 1, Name_En Column: Motasem Essam] -&gt; </w:t>
+      </w:r>
+      <w:r>
+        <w:rPr>
+          <w:rFonts w:ascii="Arial" w:eastAsia="Arial" w:hAnsi="Arial" w:cs="Arial"/>
+          <w:b/>
+          <w:color w:val="000000"/>
+          <w:sz w:val="18"/>
+          <w:highlight w:val="lightGray"/>
+        </w:rPr>
+        <w:t>From:</w:t>
+      </w:r>
+      <w:r>
+        <w:rPr>
+          <w:rFonts w:ascii="Arial" w:eastAsia="Arial" w:hAnsi="Arial" w:cs="Arial"/>
+          <w:color w:val="000000"/>
+          <w:sz w:val="18"/>
+          <w:highlight w:val="lightGray"/>
+        </w:rPr>
+        <w:t xml:space="preserve"> [Chatgpt (GPT</w:t>
+      </w:r>
+      <w:r>
+        <w:rPr>
+          <w:rFonts w:ascii="Arial" w:eastAsia="Arial" w:hAnsi="Arial" w:cs="Cambria Math"/>
+          <w:color w:val="000000"/>
+          <w:sz w:val="18"/>
+          <w:highlight w:val="lightGray"/>
         </w:rPr>
         <w:t>‑</w:t>
       </w:r>
       <w:r>
         <w:rPr>
-          <w:b/>
-          <w:sz w:val="14"/>
-          <w:szCs w:val="14"/>
-          <w:shd w:val="clear" w:color="auto" w:fill="B7B7B7"/>
-        </w:rPr>
-        <w:t>5 Mini) at [8/16/2025]</w:t>
+          <w:rFonts w:ascii="Arial" w:eastAsia="Arial" w:hAnsi="Arial" w:cs="Arial"/>
+          <w:color w:val="000000"/>
+          <w:sz w:val="18"/>
+          <w:highlight w:val="lightGray"/>
+        </w:rPr>
+        <w:t xml:space="preserve">5 Mini)] </w:t>
+      </w:r>
+      <w:r>
+        <w:rPr>
+          <w:rFonts w:ascii="Arial" w:eastAsia="Arial" w:hAnsi="Arial" w:cs="Arial"/>
+          <w:b/>
+          <w:color w:val="000000"/>
+          <w:sz w:val="18"/>
+          <w:highlight w:val="lightGray"/>
+        </w:rPr>
+        <w:t>on</w:t>
+      </w:r>
+      <w:r>
+        <w:rPr>
+          <w:rFonts w:ascii="Arial" w:eastAsia="Arial" w:hAnsi="Arial"/>
+          <w:sz w:val="18"/>
+          <w:highlight w:val="lightGray"/>
+        </w:rPr>
+        <w:t xml:space="preserve"> [8/16/2025]</w:t>
       </w:r>
     </w:p>
     <w:p>
@@ -1329,7 +1486,7 @@
           <w:ilvl w:val="0"/>
           <w:numId w:val="7"/>
         </w:numPr>
-        <w:spacing w:before="240" w:after="240"/>
+        <w:spacing w:before="240" w:after="240" w:line="276" w:lineRule="auto"/>
       </w:pPr>
       <w:r>
         <w:rPr>
@@ -1372,7 +1529,7 @@
     </w:p>
     <w:p>
       <w:r>
-        <w:pict w14:anchorId="575A8718">
+        <w:pict w14:anchorId="3F4B0A50">
           <v:rect id="_x0000_i1029" style="width:0;height:1.5pt" o:hralign="center" o:hrstd="t" o:hr="t" fillcolor="#a0a0a0" stroked="f"/>
         </w:pict>
       </w:r>
@@ -1426,18 +1583,19 @@
     </w:p>
     <w:p>
       <w:r>
-        <w:pict w14:anchorId="46FD8161">
+        <w:pict w14:anchorId="3CD7735B">
           <v:rect id="_x0000_i1030" style="width:0;height:1.5pt" o:hralign="center" o:hrstd="t" o:hr="t" fillcolor="#a0a0a0" stroked="f"/>
         </w:pict>
       </w:r>
     </w:p>
+    <w:p/>
     <w:p/>
     <w:p/>
     <w:sectPr>
       <w:pgSz w:w="12240" w:h="15840"/>
       <w:pgMar w:top="1440" w:right="1440" w:bottom="1440" w:left="1440" w:header="720" w:footer="720" w:gutter="0"/>
-      <w:pgNumType w:start="1"/>
       <w:cols w:space="720"/>
+      <w:docGrid w:linePitch="360"/>
     </w:sectPr>
   </w:body>
 </w:document>
@@ -2660,18 +2818,6 @@
   <w:style w:type="paragraph" w:default="1" w:styleId="Normal">
     <w:name w:val="Normal"/>
     <w:qFormat/>
-    <w:rsid w:val="00277C7A"/>
-    <w:pPr>
-      <w:spacing w:after="0" w:line="276" w:lineRule="auto"/>
-    </w:pPr>
-    <w:rPr>
-      <w:rFonts w:ascii="Arial" w:eastAsia="Arial" w:hAnsi="Arial" w:cs="Arial"/>
-      <w:kern w:val="0"/>
-      <w:sz w:val="22"/>
-      <w:szCs w:val="22"/>
-      <w:lang w:val="en"/>
-      <w14:ligatures w14:val="none"/>
-    </w:rPr>
   </w:style>
   <w:style w:type="paragraph" w:styleId="Heading1">
     <w:name w:val="heading 1"/>
@@ -2680,7 +2826,7 @@
     <w:link w:val="Heading1Char"/>
     <w:uiPriority w:val="9"/>
     <w:qFormat/>
-    <w:rsid w:val="00C47C30"/>
+    <w:rsid w:val="009D60CC"/>
     <w:pPr>
       <w:keepNext/>
       <w:keepLines/>
@@ -2702,7 +2848,7 @@
     <w:uiPriority w:val="9"/>
     <w:unhideWhenUsed/>
     <w:qFormat/>
-    <w:rsid w:val="00C47C30"/>
+    <w:rsid w:val="009D60CC"/>
     <w:pPr>
       <w:keepNext/>
       <w:keepLines/>
@@ -2725,7 +2871,7 @@
     <w:semiHidden/>
     <w:unhideWhenUsed/>
     <w:qFormat/>
-    <w:rsid w:val="00C47C30"/>
+    <w:rsid w:val="009D60CC"/>
     <w:pPr>
       <w:keepNext/>
       <w:keepLines/>
@@ -2748,7 +2894,7 @@
     <w:semiHidden/>
     <w:unhideWhenUsed/>
     <w:qFormat/>
-    <w:rsid w:val="00C47C30"/>
+    <w:rsid w:val="009D60CC"/>
     <w:pPr>
       <w:keepNext/>
       <w:keepLines/>
@@ -2771,7 +2917,7 @@
     <w:semiHidden/>
     <w:unhideWhenUsed/>
     <w:qFormat/>
-    <w:rsid w:val="00C47C30"/>
+    <w:rsid w:val="009D60CC"/>
     <w:pPr>
       <w:keepNext/>
       <w:keepLines/>
@@ -2792,11 +2938,11 @@
     <w:semiHidden/>
     <w:unhideWhenUsed/>
     <w:qFormat/>
-    <w:rsid w:val="00C47C30"/>
+    <w:rsid w:val="009D60CC"/>
     <w:pPr>
       <w:keepNext/>
       <w:keepLines/>
-      <w:spacing w:before="40"/>
+      <w:spacing w:before="40" w:after="0"/>
       <w:outlineLvl w:val="5"/>
     </w:pPr>
     <w:rPr>
@@ -2815,11 +2961,11 @@
     <w:semiHidden/>
     <w:unhideWhenUsed/>
     <w:qFormat/>
-    <w:rsid w:val="00C47C30"/>
+    <w:rsid w:val="009D60CC"/>
     <w:pPr>
       <w:keepNext/>
       <w:keepLines/>
-      <w:spacing w:before="40"/>
+      <w:spacing w:before="40" w:after="0"/>
       <w:outlineLvl w:val="6"/>
     </w:pPr>
     <w:rPr>
@@ -2836,10 +2982,11 @@
     <w:semiHidden/>
     <w:unhideWhenUsed/>
     <w:qFormat/>
-    <w:rsid w:val="00C47C30"/>
+    <w:rsid w:val="009D60CC"/>
     <w:pPr>
       <w:keepNext/>
       <w:keepLines/>
+      <w:spacing w:after="0"/>
       <w:outlineLvl w:val="7"/>
     </w:pPr>
     <w:rPr>
@@ -2858,10 +3005,11 @@
     <w:semiHidden/>
     <w:unhideWhenUsed/>
     <w:qFormat/>
-    <w:rsid w:val="00C47C30"/>
+    <w:rsid w:val="009D60CC"/>
     <w:pPr>
       <w:keepNext/>
       <w:keepLines/>
+      <w:spacing w:after="0"/>
       <w:outlineLvl w:val="8"/>
     </w:pPr>
     <w:rPr>
@@ -2901,7 +3049,7 @@
     <w:basedOn w:val="DefaultParagraphFont"/>
     <w:link w:val="Heading1"/>
     <w:uiPriority w:val="9"/>
-    <w:rsid w:val="00C47C30"/>
+    <w:rsid w:val="009D60CC"/>
     <w:rPr>
       <w:rFonts w:asciiTheme="majorHAnsi" w:eastAsiaTheme="majorEastAsia" w:hAnsiTheme="majorHAnsi" w:cstheme="majorBidi"/>
       <w:color w:val="2F5496" w:themeColor="accent1" w:themeShade="BF"/>
@@ -2914,7 +3062,7 @@
     <w:basedOn w:val="DefaultParagraphFont"/>
     <w:link w:val="Heading2"/>
     <w:uiPriority w:val="9"/>
-    <w:rsid w:val="00C47C30"/>
+    <w:rsid w:val="009D60CC"/>
     <w:rPr>
       <w:rFonts w:asciiTheme="majorHAnsi" w:eastAsiaTheme="majorEastAsia" w:hAnsiTheme="majorHAnsi" w:cstheme="majorBidi"/>
       <w:color w:val="2F5496" w:themeColor="accent1" w:themeShade="BF"/>
@@ -2928,7 +3076,7 @@
     <w:link w:val="Heading3"/>
     <w:uiPriority w:val="9"/>
     <w:semiHidden/>
-    <w:rsid w:val="00C47C30"/>
+    <w:rsid w:val="009D60CC"/>
     <w:rPr>
       <w:rFonts w:eastAsiaTheme="majorEastAsia" w:cstheme="majorBidi"/>
       <w:color w:val="2F5496" w:themeColor="accent1" w:themeShade="BF"/>
@@ -2942,7 +3090,7 @@
     <w:link w:val="Heading4"/>
     <w:uiPriority w:val="9"/>
     <w:semiHidden/>
-    <w:rsid w:val="00C47C30"/>
+    <w:rsid w:val="009D60CC"/>
     <w:rPr>
       <w:rFonts w:eastAsiaTheme="majorEastAsia" w:cstheme="majorBidi"/>
       <w:i/>
@@ -2956,7 +3104,7 @@
     <w:link w:val="Heading5"/>
     <w:uiPriority w:val="9"/>
     <w:semiHidden/>
-    <w:rsid w:val="00C47C30"/>
+    <w:rsid w:val="009D60CC"/>
     <w:rPr>
       <w:rFonts w:eastAsiaTheme="majorEastAsia" w:cstheme="majorBidi"/>
       <w:color w:val="2F5496" w:themeColor="accent1" w:themeShade="BF"/>
@@ -2968,7 +3116,7 @@
     <w:link w:val="Heading6"/>
     <w:uiPriority w:val="9"/>
     <w:semiHidden/>
-    <w:rsid w:val="00C47C30"/>
+    <w:rsid w:val="009D60CC"/>
     <w:rPr>
       <w:rFonts w:eastAsiaTheme="majorEastAsia" w:cstheme="majorBidi"/>
       <w:i/>
@@ -2982,7 +3130,7 @@
     <w:link w:val="Heading7"/>
     <w:uiPriority w:val="9"/>
     <w:semiHidden/>
-    <w:rsid w:val="00C47C30"/>
+    <w:rsid w:val="009D60CC"/>
     <w:rPr>
       <w:rFonts w:eastAsiaTheme="majorEastAsia" w:cstheme="majorBidi"/>
       <w:color w:val="595959" w:themeColor="text1" w:themeTint="A6"/>
@@ -2994,7 +3142,7 @@
     <w:link w:val="Heading8"/>
     <w:uiPriority w:val="9"/>
     <w:semiHidden/>
-    <w:rsid w:val="00C47C30"/>
+    <w:rsid w:val="009D60CC"/>
     <w:rPr>
       <w:rFonts w:eastAsiaTheme="majorEastAsia" w:cstheme="majorBidi"/>
       <w:i/>
@@ -3008,7 +3156,7 @@
     <w:link w:val="Heading9"/>
     <w:uiPriority w:val="9"/>
     <w:semiHidden/>
-    <w:rsid w:val="00C47C30"/>
+    <w:rsid w:val="009D60CC"/>
     <w:rPr>
       <w:rFonts w:eastAsiaTheme="majorEastAsia" w:cstheme="majorBidi"/>
       <w:color w:val="272727" w:themeColor="text1" w:themeTint="D8"/>
@@ -3021,7 +3169,7 @@
     <w:link w:val="TitleChar"/>
     <w:uiPriority w:val="10"/>
     <w:qFormat/>
-    <w:rsid w:val="00C47C30"/>
+    <w:rsid w:val="009D60CC"/>
     <w:pPr>
       <w:spacing w:after="80" w:line="240" w:lineRule="auto"/>
       <w:contextualSpacing/>
@@ -3039,7 +3187,7 @@
     <w:basedOn w:val="DefaultParagraphFont"/>
     <w:link w:val="Title"/>
     <w:uiPriority w:val="10"/>
-    <w:rsid w:val="00C47C30"/>
+    <w:rsid w:val="009D60CC"/>
     <w:rPr>
       <w:rFonts w:asciiTheme="majorHAnsi" w:eastAsiaTheme="majorEastAsia" w:hAnsiTheme="majorHAnsi" w:cstheme="majorBidi"/>
       <w:spacing w:val="-10"/>
@@ -3055,7 +3203,7 @@
     <w:link w:val="SubtitleChar"/>
     <w:uiPriority w:val="11"/>
     <w:qFormat/>
-    <w:rsid w:val="00C47C30"/>
+    <w:rsid w:val="009D60CC"/>
     <w:pPr>
       <w:numPr>
         <w:ilvl w:val="1"/>
@@ -3074,7 +3222,7 @@
     <w:basedOn w:val="DefaultParagraphFont"/>
     <w:link w:val="Subtitle"/>
     <w:uiPriority w:val="11"/>
-    <w:rsid w:val="00C47C30"/>
+    <w:rsid w:val="009D60CC"/>
     <w:rPr>
       <w:rFonts w:eastAsiaTheme="majorEastAsia" w:cstheme="majorBidi"/>
       <w:color w:val="595959" w:themeColor="text1" w:themeTint="A6"/>
@@ -3090,7 +3238,7 @@
     <w:link w:val="QuoteChar"/>
     <w:uiPriority w:val="29"/>
     <w:qFormat/>
-    <w:rsid w:val="00C47C30"/>
+    <w:rsid w:val="009D60CC"/>
     <w:pPr>
       <w:spacing w:before="160"/>
       <w:jc w:val="center"/>
@@ -3106,7 +3254,7 @@
     <w:basedOn w:val="DefaultParagraphFont"/>
     <w:link w:val="Quote"/>
     <w:uiPriority w:val="29"/>
-    <w:rsid w:val="00C47C30"/>
+    <w:rsid w:val="009D60CC"/>
     <w:rPr>
       <w:i/>
       <w:iCs/>
@@ -3118,7 +3266,7 @@
     <w:basedOn w:val="Normal"/>
     <w:uiPriority w:val="34"/>
     <w:qFormat/>
-    <w:rsid w:val="00C47C30"/>
+    <w:rsid w:val="009D60CC"/>
     <w:pPr>
       <w:ind w:left="720"/>
       <w:contextualSpacing/>
@@ -3129,7 +3277,7 @@
     <w:basedOn w:val="DefaultParagraphFont"/>
     <w:uiPriority w:val="21"/>
     <w:qFormat/>
-    <w:rsid w:val="00C47C30"/>
+    <w:rsid w:val="009D60CC"/>
     <w:rPr>
       <w:i/>
       <w:iCs/>
@@ -3143,7 +3291,7 @@
     <w:link w:val="IntenseQuoteChar"/>
     <w:uiPriority w:val="30"/>
     <w:qFormat/>
-    <w:rsid w:val="00C47C30"/>
+    <w:rsid w:val="009D60CC"/>
     <w:pPr>
       <w:pBdr>
         <w:top w:val="single" w:sz="4" w:space="10" w:color="2F5496" w:themeColor="accent1" w:themeShade="BF"/>
@@ -3164,7 +3312,7 @@
     <w:basedOn w:val="DefaultParagraphFont"/>
     <w:link w:val="IntenseQuote"/>
     <w:uiPriority w:val="30"/>
-    <w:rsid w:val="00C47C30"/>
+    <w:rsid w:val="009D60CC"/>
     <w:rPr>
       <w:i/>
       <w:iCs/>
@@ -3176,7 +3324,7 @@
     <w:basedOn w:val="DefaultParagraphFont"/>
     <w:uiPriority w:val="32"/>
     <w:qFormat/>
-    <w:rsid w:val="00C47C30"/>
+    <w:rsid w:val="009D60CC"/>
     <w:rPr>
       <w:b/>
       <w:bCs/>
